--- a/docs/WenT_Developer_Handover_Guide.docx
+++ b/docs/WenT_Developer_Handover_Guide.docx
@@ -90,7 +90,7 @@
               <w:rPr>
                 <w:sz w:val="17"/>
               </w:rPr>
-              <w:t>Receiving developer and controlled demo operator</w:t>
+              <w:t>User and Developer; System is the automated software actor</w:t>
             </w:r>
           </w:p>
         </w:tc>
